--- a/docs/lista_louvores/Textos_Louvores/FIRMEZA 366 CC.docx
+++ b/docs/lista_louvores/Textos_Louvores/FIRMEZA 366 CC.docx
@@ -4,24 +4,15 @@
   <w:body>
     <w:p>
       <w:pPr>
-        <w:spacing w:before="120"/>
-        <w:rPr>
-          <w:rFonts w:eastAsia="Arial"/>
-          <w:color w:val="000000" w:themeColor="text1"/>
-        </w:rPr>
+        <w:pStyle w:val="Ttulo1"/>
       </w:pPr>
       <w:r>
-        <w:rPr>
-          <w:rFonts w:eastAsia="Arial"/>
-          <w:color w:val="000000" w:themeColor="text1"/>
-          <w:u w:val="single"/>
-        </w:rPr>
         <w:t>FIRMEZA 366 CC</w:t>
       </w:r>
     </w:p>
     <w:p>
       <w:pPr>
-        <w:spacing w:before="120"/>
+        <w:spacing w:after="120"/>
         <w:rPr>
           <w:rFonts w:eastAsia="Arial"/>
           <w:color w:val="000000" w:themeColor="text1"/>
@@ -67,7 +58,7 @@
     </w:p>
     <w:p>
       <w:pPr>
-        <w:spacing w:before="120"/>
+        <w:spacing w:after="120"/>
         <w:rPr>
           <w:rFonts w:eastAsia="Arial"/>
           <w:i/>
@@ -125,7 +116,7 @@
     </w:p>
     <w:p>
       <w:pPr>
-        <w:spacing w:before="120"/>
+        <w:spacing w:after="120"/>
         <w:rPr>
           <w:rFonts w:eastAsia="Arial"/>
           <w:color w:val="000000" w:themeColor="text1"/>
@@ -187,7 +178,7 @@
     </w:p>
     <w:p>
       <w:pPr>
-        <w:spacing w:before="120"/>
+        <w:spacing w:after="120"/>
         <w:rPr>
           <w:rFonts w:eastAsia="Arial"/>
           <w:i/>
@@ -231,7 +222,7 @@
     </w:p>
     <w:p>
       <w:pPr>
-        <w:spacing w:before="120"/>
+        <w:spacing w:after="120"/>
         <w:rPr>
           <w:rFonts w:eastAsia="Arial"/>
           <w:color w:val="000000" w:themeColor="text1"/>
@@ -277,7 +268,7 @@
     </w:p>
     <w:p>
       <w:pPr>
-        <w:spacing w:before="120"/>
+        <w:spacing w:after="120"/>
         <w:rPr>
           <w:rFonts w:eastAsia="Arial"/>
           <w:i/>
@@ -321,7 +312,7 @@
     </w:p>
     <w:p>
       <w:pPr>
-        <w:spacing w:before="120"/>
+        <w:spacing w:after="120"/>
         <w:rPr>
           <w:rFonts w:eastAsia="Arial"/>
           <w:color w:val="000000" w:themeColor="text1"/>
@@ -367,7 +358,7 @@
     </w:p>
     <w:p>
       <w:pPr>
-        <w:spacing w:before="120"/>
+        <w:spacing w:after="120"/>
         <w:rPr>
           <w:rFonts w:eastAsia="Arial"/>
           <w:i/>
@@ -409,7 +400,6 @@
         <w:t>]</w:t>
       </w:r>
     </w:p>
-    <w:p/>
     <w:sectPr>
       <w:pgSz w:w="11906" w:h="16838"/>
       <w:pgMar w:top="1417" w:right="1701" w:bottom="1417" w:left="1701" w:header="708" w:footer="708" w:gutter="0"/>
